--- a/app/assets/GLHAC_Factory_Audit_Template.docx
+++ b/app/assets/GLHAC_Factory_Audit_Template.docx
@@ -2489,6 +2489,160 @@
         <w:t>설명</w:t>
       </w:r>
     </w:p>
+    <w:tbl>
+      <w:tblPr>
+        <w:tblStyle w:val="TableGrid"/>
+        <w:tblW w:w="0" w:type="auto"/>
+        <w:tblLook w:val="04A0" w:firstRow="1" w:lastRow="0" w:firstColumn="1" w:lastColumn="0" w:noHBand="0" w:noVBand="1"/>
+      </w:tblPr>
+      <w:tblGrid>
+        <w:gridCol w:w="846"/>
+        <w:gridCol w:w="5165"/>
+        <w:gridCol w:w="3006"/>
+      </w:tblGrid>
+      <w:tr>
+        <w:tc>
+          <w:tcPr>
+            <w:tcW w:w="846" w:type="dxa"/>
+          </w:tcPr>
+          <w:p>
+            <w:pPr>
+              <w:spacing w:after="240"/>
+              <w:rPr>
+                <w:rFonts w:ascii="Arial" w:eastAsia="Malgun Gothic" w:hAnsi="Arial" w:cs="Arial"/>
+                <w:b/>
+                <w:bCs/>
+                <w:sz w:val="28"/>
+                <w:szCs w:val="28"/>
+                <w:lang w:val="en-US" w:eastAsia="ko-KR"/>
+              </w:rPr>
+            </w:pPr>
+            <w:r>
+              <w:rPr>
+                <w:rFonts w:ascii="Arial" w:eastAsia="Malgun Gothic" w:hAnsi="Arial" w:cs="Arial"/>
+                <w:b/>
+                <w:bCs/>
+                <w:sz w:val="28"/>
+                <w:szCs w:val="28"/>
+                <w:lang w:val="en-US" w:eastAsia="ko-KR"/>
+              </w:rPr>
+              <w:t>No</w:t>
+            </w:r>
+          </w:p>
+        </w:tc>
+        <w:tc>
+          <w:tcPr>
+            <w:tcW w:w="5165" w:type="dxa"/>
+          </w:tcPr>
+          <w:p>
+            <w:pPr>
+              <w:spacing w:after="240"/>
+              <w:rPr>
+                <w:rFonts w:ascii="Arial" w:eastAsia="Malgun Gothic" w:hAnsi="Arial" w:cs="Arial"/>
+                <w:b/>
+                <w:bCs/>
+                <w:sz w:val="28"/>
+                <w:szCs w:val="28"/>
+                <w:lang w:val="en-US" w:eastAsia="ko-KR"/>
+              </w:rPr>
+            </w:pPr>
+            <w:r>
+              <w:rPr>
+                <w:rFonts w:ascii="Arial" w:eastAsia="Malgun Gothic" w:hAnsi="Arial" w:cs="Arial"/>
+                <w:b/>
+                <w:bCs/>
+                <w:sz w:val="28"/>
+                <w:szCs w:val="28"/>
+                <w:lang w:val="en-US" w:eastAsia="ko-KR"/>
+              </w:rPr>
+              <w:t>Name</w:t>
+            </w:r>
+          </w:p>
+        </w:tc>
+        <w:tc>
+          <w:tcPr>
+            <w:tcW w:w="3006" w:type="dxa"/>
+          </w:tcPr>
+          <w:p>
+            <w:pPr>
+              <w:spacing w:after="240"/>
+              <w:rPr>
+                <w:rFonts w:ascii="Arial" w:eastAsia="Malgun Gothic" w:hAnsi="Arial" w:cs="Arial"/>
+                <w:b/>
+                <w:bCs/>
+                <w:sz w:val="28"/>
+                <w:szCs w:val="28"/>
+                <w:lang w:val="en-US" w:eastAsia="ko-KR"/>
+              </w:rPr>
+            </w:pPr>
+            <w:r>
+              <w:rPr>
+                <w:rFonts w:ascii="Arial" w:eastAsia="Malgun Gothic" w:hAnsi="Arial" w:cs="Arial"/>
+                <w:b/>
+                <w:bCs/>
+                <w:sz w:val="28"/>
+                <w:szCs w:val="28"/>
+                <w:lang w:val="en-US" w:eastAsia="ko-KR"/>
+              </w:rPr>
+              <w:t>Image</w:t>
+            </w:r>
+          </w:p>
+        </w:tc>
+      </w:tr>
+      <w:tr>
+        <w:tc>
+          <w:tcPr>
+            <w:tcW w:w="846" w:type="dxa"/>
+          </w:tcPr>
+          <w:p>
+            <w:pPr>
+              <w:spacing w:after="240"/>
+              <w:rPr>
+                <w:rFonts w:ascii="Arial" w:eastAsia="Malgun Gothic" w:hAnsi="Arial" w:cs="Arial"/>
+                <w:b/>
+                <w:bCs/>
+                <w:sz w:val="28"/>
+                <w:szCs w:val="28"/>
+                <w:lang w:val="en-US" w:eastAsia="ko-KR"/>
+              </w:rPr>
+            </w:pPr>
+          </w:p>
+        </w:tc>
+        <w:tc>
+          <w:tcPr>
+            <w:tcW w:w="5165" w:type="dxa"/>
+            <w:vAlign w:val="center"/>
+          </w:tcPr>
+          <w:p>
+            <w:pPr>
+              <w:spacing w:after="240"/>
+              <w:rPr>
+                <w:rFonts w:ascii="Arial" w:eastAsia="Malgun Gothic" w:hAnsi="Arial" w:cs="Arial" w:hint="eastAsia"/>
+                <w:lang w:val="en-US" w:eastAsia="ko-KR"/>
+              </w:rPr>
+            </w:pPr>
+          </w:p>
+        </w:tc>
+        <w:tc>
+          <w:tcPr>
+            <w:tcW w:w="3006" w:type="dxa"/>
+          </w:tcPr>
+          <w:p>
+            <w:pPr>
+              <w:spacing w:after="240"/>
+              <w:rPr>
+                <w:rFonts w:ascii="Arial" w:hAnsi="Arial" w:cs="Arial"/>
+                <w:b/>
+                <w:bCs/>
+                <w:sz w:val="28"/>
+                <w:szCs w:val="28"/>
+                <w:lang w:val="en-US" w:eastAsia="ko-KR"/>
+              </w:rPr>
+            </w:pPr>
+          </w:p>
+        </w:tc>
+      </w:tr>
+    </w:tbl>
     <w:p>
       <w:pPr>
         <w:rPr>
